--- a/Unit 7 - User Interface/8-Add UI to your game.docx
+++ b/Unit 7 - User Interface/8-Add UI to your game.docx
@@ -1,6 +1,6 @@
 
 <file path=word/document.xml><?xml version="1.0" encoding="utf-8"?>
-<w:document xmlns:wpc="http://schemas.microsoft.com/office/word/2010/wordprocessingCanvas" xmlns:cx="http://schemas.microsoft.com/office/drawing/2014/chartex" xmlns:cx1="http://schemas.microsoft.com/office/drawing/2015/9/8/chartex" xmlns:cx2="http://schemas.microsoft.com/office/drawing/2015/10/21/chartex" xmlns:cx3="http://schemas.microsoft.com/office/drawing/2016/5/9/chartex" xmlns:cx4="http://schemas.microsoft.com/office/drawing/2016/5/10/chartex" xmlns:cx5="http://schemas.microsoft.com/office/drawing/2016/5/11/chartex" xmlns:cx6="http://schemas.microsoft.com/office/drawing/2016/5/12/chartex" xmlns:cx7="http://schemas.microsoft.com/office/drawing/2016/5/13/chartex" xmlns:cx8="http://schemas.microsoft.com/office/drawing/2016/5/14/chartex" xmlns:mc="http://schemas.openxmlformats.org/markup-compatibility/2006" xmlns:aink="http://schemas.microsoft.com/office/drawing/2016/ink" xmlns:am3d="http://schemas.microsoft.com/office/drawing/2017/model3d" xmlns:o="urn:schemas-microsoft-com:office:office" xmlns:oel="http://schemas.microsoft.com/office/2019/extlst" xmlns:r="http://schemas.openxmlformats.org/officeDocument/2006/relationships" xmlns:m="http://schemas.openxmlformats.org/officeDocument/2006/math" xmlns:v="urn:schemas-microsoft-com:vml" xmlns:wp14="http://schemas.microsoft.com/office/word/2010/wordprocessingDrawing" xmlns:wp="http://schemas.openxmlformats.org/drawingml/2006/wordprocessingDrawing" xmlns:w10="urn:schemas-microsoft-com:office:word" xmlns:w="http://schemas.openxmlformats.org/wordprocessingml/2006/main" xmlns:w14="http://schemas.microsoft.com/office/word/2010/wordml" xmlns:w15="http://schemas.microsoft.com/office/word/2012/wordml" xmlns:w16cex="http://schemas.microsoft.com/office/word/2018/wordml/cex" xmlns:w16cid="http://schemas.microsoft.com/office/word/2016/wordml/cid" xmlns:w16="http://schemas.microsoft.com/office/word/2018/wordml" xmlns:w16du="http://schemas.microsoft.com/office/word/2023/wordml/word16du" xmlns:w16sdtdh="http://schemas.microsoft.com/office/word/2020/wordml/sdtdatahash" xmlns:w16sdtfl="http://schemas.microsoft.com/office/word/2024/wordml/sdtformatlock" xmlns:w16se="http://schemas.microsoft.com/office/word/2015/wordml/symex" xmlns:wpg="http://schemas.microsoft.com/office/word/2010/wordprocessingGroup" xmlns:wpi="http://schemas.microsoft.com/office/word/2010/wordprocessingInk" xmlns:wne="http://schemas.microsoft.com/office/word/2006/wordml" xmlns:wps="http://schemas.microsoft.com/office/word/2010/wordprocessingShape" mc:Ignorable="w14 w15 w16se w16cid w16 w16cex w16sdtdh w16sdtfl w16du wp14">
+<w:document xmlns:wpc="http://schemas.microsoft.com/office/word/2010/wordprocessingCanvas" xmlns:cx="http://schemas.microsoft.com/office/drawing/2014/chartex" xmlns:cx1="http://schemas.microsoft.com/office/drawing/2015/9/8/chartex" xmlns:cx2="http://schemas.microsoft.com/office/drawing/2015/10/21/chartex" xmlns:cx3="http://schemas.microsoft.com/office/drawing/2016/5/9/chartex" xmlns:cx4="http://schemas.microsoft.com/office/drawing/2016/5/10/chartex" xmlns:cx5="http://schemas.microsoft.com/office/drawing/2016/5/11/chartex" xmlns:cx6="http://schemas.microsoft.com/office/drawing/2016/5/12/chartex" xmlns:cx7="http://schemas.microsoft.com/office/drawing/2016/5/13/chartex" xmlns:cx8="http://schemas.microsoft.com/office/drawing/2016/5/14/chartex" xmlns:mc="http://schemas.openxmlformats.org/markup-compatibility/2006" xmlns:m="http://schemas.openxmlformats.org/officeDocument/2006/math" xmlns:aink="http://schemas.microsoft.com/office/drawing/2016/ink" xmlns:am3d="http://schemas.microsoft.com/office/drawing/2017/model3d" xmlns:oel="http://schemas.microsoft.com/office/2019/extlst" xmlns:r="http://schemas.openxmlformats.org/officeDocument/2006/relationships" xmlns:wp14="http://schemas.microsoft.com/office/word/2010/wordprocessingDrawing" xmlns:wp="http://schemas.openxmlformats.org/drawingml/2006/wordprocessingDrawing" xmlns:wpg="http://schemas.microsoft.com/office/word/2010/wordprocessingGroup" xmlns:wpi="http://schemas.microsoft.com/office/word/2010/wordprocessingInk" xmlns:wps="http://schemas.microsoft.com/office/word/2010/wordprocessingShape" xmlns:o="urn:schemas-microsoft-com:office:office" xmlns:v="urn:schemas-microsoft-com:vml" xmlns:w10="urn:schemas-microsoft-com:office:word" xmlns:w="http://schemas.openxmlformats.org/wordprocessingml/2006/main" xmlns:w14="http://schemas.microsoft.com/office/word/2010/wordml" xmlns:w15="http://schemas.microsoft.com/office/word/2012/wordml" xmlns:w16cex="http://schemas.microsoft.com/office/word/2018/wordml/cex" xmlns:w16cid="http://schemas.microsoft.com/office/word/2016/wordml/cid" xmlns:w16="http://schemas.microsoft.com/office/word/2018/wordml" xmlns:w16sdtdh="http://schemas.microsoft.com/office/word/2020/wordml/sdtdatahash" xmlns:w16sdtfl="http://schemas.microsoft.com/office/word/2024/wordml/sdtformatlock" xmlns:w16se="http://schemas.microsoft.com/office/word/2015/wordml/symex" xmlns:w16du="http://schemas.microsoft.com/office/word/2023/wordml/word16du" xmlns:wne="http://schemas.microsoft.com/office/word/2006/wordml" mc:Ignorable="w14 w15 w16se w16cid w16 w16cex w16sdtdh w16sdtfl w16du wp14">
   <w:body>
     <w:p>
       <w:pPr>
@@ -19,16 +19,13 @@
     </w:p>
     <w:p>
       <w:r>
-        <w:rPr>
-          <w:b/>
-          <w:bCs/>
-        </w:rPr>
-        <w:t>Q&amp;A (0)</w:t>
-      </w:r>
-    </w:p>
-    <w:p>
-      <w:r>
-        <w:t>In this tutorial, you’ll add particle effects to your game, whether you’re working in 2D, 3D, or decided to try both. By the end, your project will have a fully functional UI, just like the example projects shown below.</w:t>
+        <w:t xml:space="preserve">In this </w:t>
+      </w:r>
+      <w:r>
+        <w:t>lab</w:t>
+      </w:r>
+      <w:r>
+        <w:t>, you’ll add particle effects to your game, whether you’re working in 2D, 3D, or decided to try both. By the end, your project will have a fully functional UI, just like the example projects shown below.</w:t>
       </w:r>
     </w:p>
     <w:p>
@@ -53,6 +50,9 @@
     </w:p>
     <w:p>
       <w:r>
+        <w:rPr>
+          <w:noProof/>
+        </w:rPr>
         <w:drawing>
           <wp:inline distT="0" distB="0" distL="0" distR="0" wp14:anchorId="1F9675C6" wp14:editId="350E20AA">
             <wp:extent cx="5943600" cy="3351530"/>
@@ -125,6 +125,9 @@
     </w:p>
     <w:p>
       <w:r>
+        <w:rPr>
+          <w:noProof/>
+        </w:rPr>
         <w:lastRenderedPageBreak/>
         <w:drawing>
           <wp:inline distT="0" distB="0" distL="0" distR="0" wp14:anchorId="6A30E68C" wp14:editId="5A81C116">
@@ -177,11 +180,6 @@
       </w:r>
     </w:p>
     <w:p>
-      <w:r>
-        <w:t>Mark step complete</w:t>
-      </w:r>
-    </w:p>
-    <w:p>
       <w:pPr>
         <w:rPr>
           <w:b/>
@@ -194,15 +192,6 @@
           <w:bCs/>
         </w:rPr>
         <w:t>2. Requirements</w:t>
-      </w:r>
-    </w:p>
-    <w:p>
-      <w:r>
-        <w:rPr>
-          <w:b/>
-          <w:bCs/>
-        </w:rPr>
-        <w:t>Q&amp;A (0)</w:t>
       </w:r>
     </w:p>
     <w:p>
@@ -296,51 +285,37 @@
         </w:numPr>
       </w:pPr>
       <w:r>
+        <w:t>Will animations, highlights, or subtle motion help guide the player’s attention?</w:t>
+      </w:r>
+    </w:p>
+    <w:p>
+      <w:pPr>
+        <w:rPr>
+          <w:b/>
+          <w:bCs/>
+        </w:rPr>
+      </w:pPr>
+      <w:r>
+        <w:rPr>
+          <w:b/>
+          <w:bCs/>
+        </w:rPr>
+        <w:t>3. Review possible assets</w:t>
+      </w:r>
+    </w:p>
+    <w:p>
+      <w:pPr>
+        <w:rPr>
+          <w:b/>
+          <w:bCs/>
+        </w:rPr>
+      </w:pPr>
+      <w:r>
+        <w:rPr>
+          <w:b/>
+          <w:bCs/>
+        </w:rPr>
         <w:lastRenderedPageBreak/>
-        <w:t>Will animations, highlights, or subtle motion help guide the player’s attention?</w:t>
-      </w:r>
-    </w:p>
-    <w:p>
-      <w:r>
-        <w:t>Mark step complete</w:t>
-      </w:r>
-    </w:p>
-    <w:p>
-      <w:pPr>
-        <w:rPr>
-          <w:b/>
-          <w:bCs/>
-        </w:rPr>
-      </w:pPr>
-      <w:r>
-        <w:rPr>
-          <w:b/>
-          <w:bCs/>
-        </w:rPr>
-        <w:t>3. Review possible assets</w:t>
-      </w:r>
-    </w:p>
-    <w:p>
-      <w:r>
-        <w:rPr>
-          <w:b/>
-          <w:bCs/>
-        </w:rPr>
-        <w:t>Q&amp;A (0)</w:t>
-      </w:r>
-    </w:p>
-    <w:p>
-      <w:pPr>
-        <w:rPr>
-          <w:b/>
-          <w:bCs/>
-        </w:rPr>
-      </w:pPr>
-      <w:r>
-        <w:rPr>
-          <w:b/>
-          <w:bCs/>
-        </w:rPr>
         <w:t>3D game</w:t>
       </w:r>
     </w:p>
@@ -491,11 +466,6 @@
       </w:hyperlink>
     </w:p>
     <w:p>
-      <w:r>
-        <w:t>Mark step complete</w:t>
-      </w:r>
-    </w:p>
-    <w:p>
       <w:pPr>
         <w:rPr>
           <w:b/>
@@ -508,15 +478,6 @@
           <w:bCs/>
         </w:rPr>
         <w:t>4. Challenge guidance</w:t>
-      </w:r>
-    </w:p>
-    <w:p>
-      <w:r>
-        <w:rPr>
-          <w:b/>
-          <w:bCs/>
-        </w:rPr>
-        <w:t>Q&amp;A (0)</w:t>
       </w:r>
     </w:p>
     <w:p>
@@ -642,7 +603,9 @@
     </w:p>
     <w:p>
       <w:r>
-        <w:lastRenderedPageBreak/>
+        <w:rPr>
+          <w:noProof/>
+        </w:rPr>
         <w:drawing>
           <wp:inline distT="0" distB="0" distL="0" distR="0" wp14:anchorId="71097CD8" wp14:editId="0BC76D0A">
             <wp:extent cx="4448175" cy="2457450"/>
@@ -705,6 +668,7 @@
           <w:b/>
           <w:bCs/>
         </w:rPr>
+        <w:lastRenderedPageBreak/>
         <w:t>Create a title text (3D)</w:t>
       </w:r>
     </w:p>
@@ -817,6 +781,9 @@
     </w:p>
     <w:p>
       <w:r>
+        <w:rPr>
+          <w:noProof/>
+        </w:rPr>
         <w:drawing>
           <wp:inline distT="0" distB="0" distL="0" distR="0" wp14:anchorId="14077191" wp14:editId="3208BEFF">
             <wp:extent cx="5943600" cy="3351530"/>
@@ -884,75 +851,64 @@
     </w:p>
     <w:p>
       <w:r>
+        <w:t>Customize the interface elements in your 2D game to match your chosen theme by adjusting their fonts and colors. Consider adding extra images for a more refined and polished look.</w:t>
+      </w:r>
+    </w:p>
+    <w:p/>
+    <w:p>
+      <w:pPr>
+        <w:rPr>
+          <w:b/>
+          <w:bCs/>
+        </w:rPr>
+      </w:pPr>
+      <w:r>
+        <w:rPr>
+          <w:b/>
+          <w:bCs/>
+        </w:rPr>
+        <w:t>5. More things to try</w:t>
+      </w:r>
+    </w:p>
+    <w:p>
+      <w:r>
+        <w:t>If you want to develop your skills further, explore new concepts, or improve your project, check out some of the optional activities below. Each activity is identified as being either Easy, Medium, or Difficult, so you know what level of difficulty to expect.</w:t>
+      </w:r>
+    </w:p>
+    <w:p>
+      <w:r>
+        <w:t xml:space="preserve">These activities are entirely optional, so if you’re not interested, no problem – just skip this step. We do recommend attempting at least one of them </w:t>
+      </w:r>
+      <w:proofErr w:type="gramStart"/>
+      <w:r>
+        <w:t>in order to</w:t>
+      </w:r>
+      <w:proofErr w:type="gramEnd"/>
+      <w:r>
+        <w:t xml:space="preserve"> get the most out of this learning experience. Good luck!</w:t>
+      </w:r>
+    </w:p>
+    <w:p>
+      <w:pPr>
+        <w:rPr>
+          <w:b/>
+          <w:bCs/>
+        </w:rPr>
+      </w:pPr>
+      <w:r>
+        <w:rPr>
+          <w:b/>
+          <w:bCs/>
+        </w:rPr>
+        <w:t>Easy: Instructions</w:t>
+      </w:r>
+    </w:p>
+    <w:p>
+      <w:r>
+        <w:rPr>
+          <w:noProof/>
+        </w:rPr>
         <w:lastRenderedPageBreak/>
-        <w:t>Customize the interface elements in your 2D game to match your chosen theme by adjusting their fonts and colors. Consider adding extra images for a more refined and polished look.</w:t>
-      </w:r>
-    </w:p>
-    <w:p/>
-    <w:p>
-      <w:r>
-        <w:t>Mark step complete</w:t>
-      </w:r>
-    </w:p>
-    <w:p>
-      <w:pPr>
-        <w:rPr>
-          <w:b/>
-          <w:bCs/>
-        </w:rPr>
-      </w:pPr>
-      <w:r>
-        <w:rPr>
-          <w:b/>
-          <w:bCs/>
-        </w:rPr>
-        <w:t>5. More things to try</w:t>
-      </w:r>
-    </w:p>
-    <w:p>
-      <w:r>
-        <w:rPr>
-          <w:b/>
-          <w:bCs/>
-        </w:rPr>
-        <w:t>Q&amp;A (0)</w:t>
-      </w:r>
-    </w:p>
-    <w:p>
-      <w:r>
-        <w:t>If you want to develop your skills further, explore new concepts, or improve your project, check out some of the optional activities below. Each activity is identified as being either Easy, Medium, or Difficult, so you know what level of difficulty to expect.</w:t>
-      </w:r>
-    </w:p>
-    <w:p>
-      <w:r>
-        <w:t xml:space="preserve">These activities are entirely optional, so if you’re not interested, no problem – just skip this step. We do recommend attempting at least one of them </w:t>
-      </w:r>
-      <w:proofErr w:type="gramStart"/>
-      <w:r>
-        <w:t>in order to</w:t>
-      </w:r>
-      <w:proofErr w:type="gramEnd"/>
-      <w:r>
-        <w:t xml:space="preserve"> get the most out of this learning experience. Good luck!</w:t>
-      </w:r>
-    </w:p>
-    <w:p>
-      <w:pPr>
-        <w:rPr>
-          <w:b/>
-          <w:bCs/>
-        </w:rPr>
-      </w:pPr>
-      <w:r>
-        <w:rPr>
-          <w:b/>
-          <w:bCs/>
-        </w:rPr>
-        <w:t>Easy: Instructions</w:t>
-      </w:r>
-    </w:p>
-    <w:p>
-      <w:r>
         <w:drawing>
           <wp:inline distT="0" distB="0" distL="0" distR="0" wp14:anchorId="7C9C8E54" wp14:editId="3DB53F8C">
             <wp:extent cx="5943600" cy="3366135"/>
@@ -1025,7 +981,9 @@
     </w:p>
     <w:p>
       <w:r>
-        <w:lastRenderedPageBreak/>
+        <w:rPr>
+          <w:noProof/>
+        </w:rPr>
         <w:drawing>
           <wp:inline distT="0" distB="0" distL="0" distR="0" wp14:anchorId="1D0D37BC" wp14:editId="6BFF34B5">
             <wp:extent cx="5943600" cy="3377565"/>
@@ -1078,6 +1036,10 @@
     </w:p>
     <w:p>
       <w:r>
+        <w:rPr>
+          <w:noProof/>
+        </w:rPr>
+        <w:lastRenderedPageBreak/>
         <w:drawing>
           <wp:inline distT="0" distB="0" distL="0" distR="0" wp14:anchorId="1F1FEDA8" wp14:editId="09B36F6D">
             <wp:extent cx="5943600" cy="3339465"/>
@@ -1158,7 +1120,9 @@
     </w:p>
     <w:p>
       <w:r>
-        <w:lastRenderedPageBreak/>
+        <w:rPr>
+          <w:noProof/>
+        </w:rPr>
         <w:drawing>
           <wp:inline distT="0" distB="0" distL="0" distR="0" wp14:anchorId="26ED0F03" wp14:editId="49C8E28B">
             <wp:extent cx="5943600" cy="3340735"/>
@@ -1211,15 +1175,11 @@
     </w:p>
     <w:p>
       <w:r>
+        <w:lastRenderedPageBreak/>
         <w:t>Create a settings menu with options to adjust the enemy speed and music volume. Add a button on the title screen to access the settings menu and disable the title screen. Include a simple way for users to navigate back to the main title screen from the settings menu.</w:t>
       </w:r>
     </w:p>
     <w:p>
-      <w:r>
-        <w:t>Mark step complete</w:t>
-      </w:r>
-    </w:p>
-    <w:p>
       <w:pPr>
         <w:rPr>
           <w:b/>
@@ -1236,16 +1196,19 @@
     </w:p>
     <w:p>
       <w:r>
-        <w:rPr>
-          <w:b/>
-          <w:bCs/>
-        </w:rPr>
-        <w:t>Q&amp;A (0)</w:t>
-      </w:r>
-    </w:p>
-    <w:p>
-      <w:r>
-        <w:t>In this tutorial, you created a user interface for your game to give the user more control and access to settings. In the next tutorial, you will animate your enemy.</w:t>
+        <w:t xml:space="preserve">In this </w:t>
+      </w:r>
+      <w:r>
+        <w:t>lab</w:t>
+      </w:r>
+      <w:r>
+        <w:t xml:space="preserve">, you created a user interface for your game to give the user more control and access to settings. In the next </w:t>
+      </w:r>
+      <w:r>
+        <w:t>lab</w:t>
+      </w:r>
+      <w:r>
+        <w:t>, you will animate your enemy.</w:t>
       </w:r>
     </w:p>
     <w:p/>
@@ -1260,7 +1223,7 @@
 </file>
 
 <file path=word/numbering.xml><?xml version="1.0" encoding="utf-8"?>
-<w:numbering xmlns:wpc="http://schemas.microsoft.com/office/word/2010/wordprocessingCanvas" xmlns:cx="http://schemas.microsoft.com/office/drawing/2014/chartex" xmlns:cx1="http://schemas.microsoft.com/office/drawing/2015/9/8/chartex" xmlns:cx2="http://schemas.microsoft.com/office/drawing/2015/10/21/chartex" xmlns:cx3="http://schemas.microsoft.com/office/drawing/2016/5/9/chartex" xmlns:cx4="http://schemas.microsoft.com/office/drawing/2016/5/10/chartex" xmlns:cx5="http://schemas.microsoft.com/office/drawing/2016/5/11/chartex" xmlns:cx6="http://schemas.microsoft.com/office/drawing/2016/5/12/chartex" xmlns:cx7="http://schemas.microsoft.com/office/drawing/2016/5/13/chartex" xmlns:cx8="http://schemas.microsoft.com/office/drawing/2016/5/14/chartex" xmlns:mc="http://schemas.openxmlformats.org/markup-compatibility/2006" xmlns:aink="http://schemas.microsoft.com/office/drawing/2016/ink" xmlns:am3d="http://schemas.microsoft.com/office/drawing/2017/model3d" xmlns:o="urn:schemas-microsoft-com:office:office" xmlns:oel="http://schemas.microsoft.com/office/2019/extlst" xmlns:r="http://schemas.openxmlformats.org/officeDocument/2006/relationships" xmlns:m="http://schemas.openxmlformats.org/officeDocument/2006/math" xmlns:v="urn:schemas-microsoft-com:vml" xmlns:wp14="http://schemas.microsoft.com/office/word/2010/wordprocessingDrawing" xmlns:wp="http://schemas.openxmlformats.org/drawingml/2006/wordprocessingDrawing" xmlns:w10="urn:schemas-microsoft-com:office:word" xmlns:w="http://schemas.openxmlformats.org/wordprocessingml/2006/main" xmlns:w14="http://schemas.microsoft.com/office/word/2010/wordml" xmlns:w15="http://schemas.microsoft.com/office/word/2012/wordml" xmlns:w16cex="http://schemas.microsoft.com/office/word/2018/wordml/cex" xmlns:w16cid="http://schemas.microsoft.com/office/word/2016/wordml/cid" xmlns:w16="http://schemas.microsoft.com/office/word/2018/wordml" xmlns:w16du="http://schemas.microsoft.com/office/word/2023/wordml/word16du" xmlns:w16sdtdh="http://schemas.microsoft.com/office/word/2020/wordml/sdtdatahash" xmlns:w16sdtfl="http://schemas.microsoft.com/office/word/2024/wordml/sdtformatlock" xmlns:w16se="http://schemas.microsoft.com/office/word/2015/wordml/symex" xmlns:wpg="http://schemas.microsoft.com/office/word/2010/wordprocessingGroup" xmlns:wpi="http://schemas.microsoft.com/office/word/2010/wordprocessingInk" xmlns:wne="http://schemas.microsoft.com/office/word/2006/wordml" xmlns:wps="http://schemas.microsoft.com/office/word/2010/wordprocessingShape" mc:Ignorable="w14 w15 w16se w16cid w16 w16cex w16sdtdh w16sdtfl w16du wp14">
+<w:numbering xmlns:wpc="http://schemas.microsoft.com/office/word/2010/wordprocessingCanvas" xmlns:cx="http://schemas.microsoft.com/office/drawing/2014/chartex" xmlns:cx1="http://schemas.microsoft.com/office/drawing/2015/9/8/chartex" xmlns:cx2="http://schemas.microsoft.com/office/drawing/2015/10/21/chartex" xmlns:cx3="http://schemas.microsoft.com/office/drawing/2016/5/9/chartex" xmlns:cx4="http://schemas.microsoft.com/office/drawing/2016/5/10/chartex" xmlns:cx5="http://schemas.microsoft.com/office/drawing/2016/5/11/chartex" xmlns:cx6="http://schemas.microsoft.com/office/drawing/2016/5/12/chartex" xmlns:cx7="http://schemas.microsoft.com/office/drawing/2016/5/13/chartex" xmlns:cx8="http://schemas.microsoft.com/office/drawing/2016/5/14/chartex" xmlns:mc="http://schemas.openxmlformats.org/markup-compatibility/2006" xmlns:m="http://schemas.openxmlformats.org/officeDocument/2006/math" xmlns:aink="http://schemas.microsoft.com/office/drawing/2016/ink" xmlns:am3d="http://schemas.microsoft.com/office/drawing/2017/model3d" xmlns:oel="http://schemas.microsoft.com/office/2019/extlst" xmlns:r="http://schemas.openxmlformats.org/officeDocument/2006/relationships" xmlns:wp14="http://schemas.microsoft.com/office/word/2010/wordprocessingDrawing" xmlns:wp="http://schemas.openxmlformats.org/drawingml/2006/wordprocessingDrawing" xmlns:wpg="http://schemas.microsoft.com/office/word/2010/wordprocessingGroup" xmlns:wpi="http://schemas.microsoft.com/office/word/2010/wordprocessingInk" xmlns:wps="http://schemas.microsoft.com/office/word/2010/wordprocessingShape" xmlns:o="urn:schemas-microsoft-com:office:office" xmlns:v="urn:schemas-microsoft-com:vml" xmlns:w10="urn:schemas-microsoft-com:office:word" xmlns:w="http://schemas.openxmlformats.org/wordprocessingml/2006/main" xmlns:w14="http://schemas.microsoft.com/office/word/2010/wordml" xmlns:w15="http://schemas.microsoft.com/office/word/2012/wordml" xmlns:w16cex="http://schemas.microsoft.com/office/word/2018/wordml/cex" xmlns:w16cid="http://schemas.microsoft.com/office/word/2016/wordml/cid" xmlns:w16="http://schemas.microsoft.com/office/word/2018/wordml" xmlns:w16sdtdh="http://schemas.microsoft.com/office/word/2020/wordml/sdtdatahash" xmlns:w16sdtfl="http://schemas.microsoft.com/office/word/2024/wordml/sdtformatlock" xmlns:w16se="http://schemas.microsoft.com/office/word/2015/wordml/symex" xmlns:w16du="http://schemas.microsoft.com/office/word/2023/wordml/word16du" xmlns:wne="http://schemas.microsoft.com/office/word/2006/wordml" mc:Ignorable="w14 w15 w16se w16cid w16 w16cex w16sdtdh w16sdtfl w16du wp14">
   <w:abstractNum w:abstractNumId="0" w15:restartNumberingAfterBreak="0">
     <w:nsid w:val="14D032D4"/>
     <w:multiLevelType w:val="multilevel"/>
@@ -2025,7 +1988,7 @@
 </file>
 
 <file path=word/styles.xml><?xml version="1.0" encoding="utf-8"?>
-<w:styles xmlns:mc="http://schemas.openxmlformats.org/markup-compatibility/2006" xmlns:r="http://schemas.openxmlformats.org/officeDocument/2006/relationships" xmlns:w="http://schemas.openxmlformats.org/wordprocessingml/2006/main" xmlns:w14="http://schemas.microsoft.com/office/word/2010/wordml" xmlns:w15="http://schemas.microsoft.com/office/word/2012/wordml" xmlns:w16cex="http://schemas.microsoft.com/office/word/2018/wordml/cex" xmlns:w16cid="http://schemas.microsoft.com/office/word/2016/wordml/cid" xmlns:w16="http://schemas.microsoft.com/office/word/2018/wordml" xmlns:w16du="http://schemas.microsoft.com/office/word/2023/wordml/word16du" xmlns:w16sdtdh="http://schemas.microsoft.com/office/word/2020/wordml/sdtdatahash" xmlns:w16sdtfl="http://schemas.microsoft.com/office/word/2024/wordml/sdtformatlock" xmlns:w16se="http://schemas.microsoft.com/office/word/2015/wordml/symex" mc:Ignorable="w14 w15 w16se w16cid w16 w16cex w16sdtdh w16sdtfl w16du">
+<w:styles xmlns:mc="http://schemas.openxmlformats.org/markup-compatibility/2006" xmlns:r="http://schemas.openxmlformats.org/officeDocument/2006/relationships" xmlns:w="http://schemas.openxmlformats.org/wordprocessingml/2006/main" xmlns:w14="http://schemas.microsoft.com/office/word/2010/wordml" xmlns:w15="http://schemas.microsoft.com/office/word/2012/wordml" xmlns:w16cex="http://schemas.microsoft.com/office/word/2018/wordml/cex" xmlns:w16cid="http://schemas.microsoft.com/office/word/2016/wordml/cid" xmlns:w16="http://schemas.microsoft.com/office/word/2018/wordml" xmlns:w16sdtdh="http://schemas.microsoft.com/office/word/2020/wordml/sdtdatahash" xmlns:w16sdtfl="http://schemas.microsoft.com/office/word/2024/wordml/sdtformatlock" xmlns:w16se="http://schemas.microsoft.com/office/word/2015/wordml/symex" xmlns:w16du="http://schemas.microsoft.com/office/word/2023/wordml/word16du" mc:Ignorable="w14 w15 w16se w16cid w16 w16cex w16sdtdh w16sdtfl w16du">
   <w:docDefaults>
     <w:rPrDefault>
       <w:rPr>
@@ -2627,6 +2590,7 @@
   <w:style w:type="character" w:default="1" w:styleId="DefaultParagraphFont">
     <w:name w:val="Default Paragraph Font"/>
     <w:uiPriority w:val="1"/>
+    <w:semiHidden/>
     <w:unhideWhenUsed/>
   </w:style>
   <w:style w:type="table" w:default="1" w:styleId="TableNormal">
